--- a/arquivos/Cervejaria_Serra_Azul_Custeio_Absorcao_Enunciado.docx
+++ b/arquivos/Cervejaria_Serra_Azul_Custeio_Absorcao_Enunciado.docx
@@ -917,7 +917,7 @@
           <w:i/>
           <w:iCs/>
         </w:rPr>
-        <w:t xml:space="preserve">Observação: do total de malte, lúpulo e levedura adquirido, 55% foi consumido na produção de Pilsen, 25% na de IPA e 10% na de Weiss (90% no total) — os 10% restantes permanecem em estoque ao final do ano e não compõem custo do período. Vida útil: sistema de brassagem 15 anos; tanques de fermentação e maturação 10 anos; móveis administrativos 10 anos.</w:t>
+        <w:t>Observação: do total de malte, lúpulo e levedura adquirido, 55% foi consumido na produção de Pilsen, 25% na de IPA e 10% na de Weiss (90% no total) — os 10% restantes permanecem em estoque ao final do ano e não compõem custo do período. Vida útil e taxa anual de depreciação (método linear): sistema de brassagem 15 anos (6,67% a.a., isto é, 1/15 do valor por ano); tanques de fermentação e maturação 10 anos (10% a.a.); móveis administrativos 10 anos (10% a.a.).</w:t>
       </w:r>
     </w:p>
     <w:p>

--- a/arquivos/Cervejaria_Serra_Azul_Custeio_Absorcao_Enunciado.docx
+++ b/arquivos/Cervejaria_Serra_Azul_Custeio_Absorcao_Enunciado.docx
@@ -1852,7 +1852,7 @@
         <w:spacing w:after="120"/>
       </w:pPr>
       <w:r>
-        <w:t xml:space="preserve">c) Monte a Demonstração do Resultado (DRE) pelo custeio por absorção — receita, custo dos produtos vendidos (CPV), lucro bruto, despesas do período e resultado — usando o rateio da letra b.</w:t>
+        <w:t>c) Monte a Demonstração do Resultado (DRE) pelo custeio por absorção, por produto e total — receita, custo dos produtos vendidos (CPV), lucro bruto, despesas do período e resultado — usando o rateio da letra b.</w:t>
       </w:r>
     </w:p>
     <w:p>
@@ -1877,6 +1877,14 @@
       </w:pPr>
       <w:r>
         <w:t xml:space="preserve">f) Em que situações o custeio por absorção é exigido ou mais adequado (ex.: demonstrações contábeis publicadas, apuração de imposto de renda, avaliação de estoques)? Por que ele não deve ser usado como base para decisões como a da letra e?</w:t>
+      </w:r>
+    </w:p>
+    <w:p>
+      <w:pPr>
+        <w:spacing w:after="120"/>
+      </w:pPr>
+      <w:r>
+        <w:t>g) Situação hipotética: suponha que, no mesmo ano, a cervejaria tivesse produzido 20% a mais de cada rótulo, mantendo as vendas, os preços, os custos diretos por unidade e o total dos custos indiretos de produção e das despesas. O excedente ficaria no estoque final. Pelo custeio por absorção, com o rateio por volume produzido (como na letra b), qual seria o valor do estoque final e o resultado do período? Compare com o resultado pelo custeio variável, em que os custos indiretos de produção são tratados como despesa do período, e explique a diferença.</w:t>
       </w:r>
     </w:p>
     <w:sectPr>
